--- a/01_Documentar la configuración de los dispositivos de red.docx
+++ b/01_Documentar la configuración de los dispositivos de red.docx
@@ -116,15 +116,32 @@
       <w:r>
         <w:t xml:space="preserve">) y las distintas </w:t>
       </w:r>
+      <w:proofErr w:type="spellStart"/>
       <w:r>
         <w:rPr>
           <w:b/>
           <w:bCs/>
         </w:rPr>
-        <w:t>VLANs de las aulas</w:t>
-      </w:r>
-      <w:r>
-        <w:t xml:space="preserve"> (172.18.10.0/24, 172.18.20.0/24 y 172.18.30.0/24). A las VLANs de las aulas se les ha quitado su propio servidor DHCP.</w:t>
+        <w:t>VLANs</w:t>
+      </w:r>
+      <w:proofErr w:type="spellEnd"/>
+      <w:r>
+        <w:rPr>
+          <w:b/>
+          <w:bCs/>
+        </w:rPr>
+        <w:t xml:space="preserve"> de las aulas</w:t>
+      </w:r>
+      <w:r>
+        <w:t xml:space="preserve"> (172.18.10.0/24, 172.18.20.0/24 y 172.18.30.0/24). A las </w:t>
+      </w:r>
+      <w:proofErr w:type="spellStart"/>
+      <w:r>
+        <w:t>VLANs</w:t>
+      </w:r>
+      <w:proofErr w:type="spellEnd"/>
+      <w:r>
+        <w:t xml:space="preserve"> de las aulas se les ha quitado su propio servidor DHCP.</w:t>
       </w:r>
     </w:p>
     <w:p>
@@ -208,6 +225,7 @@
       <w:r>
         <w:t xml:space="preserve"> Se ha habilitado el </w:t>
       </w:r>
+      <w:proofErr w:type="spellStart"/>
       <w:r>
         <w:rPr>
           <w:b/>
@@ -215,46 +233,84 @@
           <w:i/>
           <w:iCs/>
         </w:rPr>
-        <w:t>packet forwarding</w:t>
-      </w:r>
-      <w:r>
-        <w:t xml:space="preserve"> (</w:t>
-      </w:r>
+        <w:t>packet</w:t>
+      </w:r>
+      <w:proofErr w:type="spellEnd"/>
       <w:r>
         <w:rPr>
           <w:b/>
           <w:bCs/>
-        </w:rPr>
-        <w:t>net.ipv4.ip_forward=1</w:t>
-      </w:r>
-      <w:r>
-        <w:t>) en R1-ubuntu. La salida a Internet y la conectividad general entre las subredes privadas se gestionan mediante el enrutamiento preconfigurado en el router principal del instituto (</w:t>
-      </w:r>
+          <w:i/>
+          <w:iCs/>
+        </w:rPr>
+        <w:t xml:space="preserve"> </w:t>
+      </w:r>
+      <w:proofErr w:type="spellStart"/>
       <w:r>
         <w:rPr>
           <w:b/>
           <w:bCs/>
-        </w:rPr>
-        <w:t>Proxmox01</w:t>
-      </w:r>
-      <w:r>
-        <w:t xml:space="preserve">), el cual tiene definidas rutas estáticas para todo el segmento 172.18.0.0/16 hacia los tres </w:t>
-      </w:r>
-      <w:r>
-        <w:rPr>
           <w:i/>
           <w:iCs/>
         </w:rPr>
-        <w:t>bridges</w:t>
-      </w:r>
-      <w:r>
-        <w:t xml:space="preserve"> correspondientes. De este modo, no es necesario aplicar NAT en </w:t>
-      </w:r>
+        <w:t>forwarding</w:t>
+      </w:r>
+      <w:proofErr w:type="spellEnd"/>
+      <w:r>
+        <w:t xml:space="preserve"> (</w:t>
+      </w:r>
+      <w:proofErr w:type="gramStart"/>
       <w:r>
         <w:rPr>
           <w:b/>
           <w:bCs/>
         </w:rPr>
+        <w:t>net.ipv4.ip</w:t>
+      </w:r>
+      <w:proofErr w:type="gramEnd"/>
+      <w:r>
+        <w:rPr>
+          <w:b/>
+          <w:bCs/>
+        </w:rPr>
+        <w:t>_forward=1</w:t>
+      </w:r>
+      <w:r>
+        <w:t xml:space="preserve">) en R1-ubuntu. La salida a Internet y la conectividad general entre las subredes privadas se gestionan mediante el enrutamiento preconfigurado en el </w:t>
+      </w:r>
+      <w:proofErr w:type="spellStart"/>
+      <w:r>
+        <w:t>router</w:t>
+      </w:r>
+      <w:proofErr w:type="spellEnd"/>
+      <w:r>
+        <w:t xml:space="preserve"> principal del instituto (</w:t>
+      </w:r>
+      <w:r>
+        <w:rPr>
+          <w:b/>
+          <w:bCs/>
+        </w:rPr>
+        <w:t>Proxmox01</w:t>
+      </w:r>
+      <w:r>
+        <w:t xml:space="preserve">), el cual tiene definidas rutas estáticas para todo el segmento 172.18.0.0/16 hacia los tres </w:t>
+      </w:r>
+      <w:r>
+        <w:rPr>
+          <w:i/>
+          <w:iCs/>
+        </w:rPr>
+        <w:t>bridges</w:t>
+      </w:r>
+      <w:r>
+        <w:t xml:space="preserve"> correspondientes. De este modo, no es necesario aplicar NAT en </w:t>
+      </w:r>
+      <w:r>
+        <w:rPr>
+          <w:b/>
+          <w:bCs/>
+        </w:rPr>
         <w:t>R1-ubuntu</w:t>
       </w:r>
       <w:r>
@@ -263,14 +319,43 @@
     </w:p>
     <w:p>
       <w:r>
-        <w:t xml:space="preserve">NOTA: Para habilitar el packet forwarding </w:t>
+        <w:t xml:space="preserve">NOTA: Para habilitar el </w:t>
+      </w:r>
+      <w:proofErr w:type="spellStart"/>
+      <w:r>
+        <w:t>packet</w:t>
+      </w:r>
+      <w:proofErr w:type="spellEnd"/>
+      <w:r>
+        <w:t xml:space="preserve"> </w:t>
+      </w:r>
+      <w:proofErr w:type="spellStart"/>
+      <w:r>
+        <w:t>forwarding</w:t>
+      </w:r>
+      <w:proofErr w:type="spellEnd"/>
+      <w:r>
+        <w:t xml:space="preserve"> </w:t>
       </w:r>
       <w:r>
         <w:sym w:font="Wingdings" w:char="F0E0"/>
       </w:r>
       <w:r>
-        <w:t xml:space="preserve"> nano /etc/sysctl.conf</w:t>
-      </w:r>
+        <w:t xml:space="preserve"> nano /</w:t>
+      </w:r>
+      <w:proofErr w:type="spellStart"/>
+      <w:r>
+        <w:t>etc</w:t>
+      </w:r>
+      <w:proofErr w:type="spellEnd"/>
+      <w:r>
+        <w:t>/</w:t>
+      </w:r>
+      <w:proofErr w:type="spellStart"/>
+      <w:r>
+        <w:t>sysctl.conf</w:t>
+      </w:r>
+      <w:proofErr w:type="spellEnd"/>
     </w:p>
     <w:p>
       <w:r>
@@ -325,8 +410,13 @@
       </w:r>
     </w:p>
     <w:p>
-      <w:r>
-        <w:t>sysctl -p</w:t>
+      <w:proofErr w:type="spellStart"/>
+      <w:r>
+        <w:t>sysctl</w:t>
+      </w:r>
+      <w:proofErr w:type="spellEnd"/>
+      <w:r>
+        <w:t xml:space="preserve"> -p</w:t>
       </w:r>
     </w:p>
     <w:p>
@@ -361,54 +451,152 @@
           <w:b/>
           <w:bCs/>
         </w:rPr>
-        <w:t>Mecanismo DHCP-Relay:</w:t>
-      </w:r>
-      <w:r>
-        <w:t xml:space="preserve"> Para permitir que los clientes PXE en las subredes de aulas (172.18.x.x) se comuniquen con el servidor FOG en la subred de gestión (10.2.7.x), se ha implementado el servicio </w:t>
-      </w:r>
+        <w:t>Mecanismo DHCP-</w:t>
+      </w:r>
+      <w:proofErr w:type="spellStart"/>
       <w:r>
         <w:rPr>
           <w:b/>
           <w:bCs/>
         </w:rPr>
-        <w:t>isc-dhcp-relay en R1-ubuntu</w:t>
-      </w:r>
-      <w:r>
-        <w:t>. Este componente captura las peticiones DHCP de los clientes y las reenvía al servidor FOG Project, habilitando el proceso de arranque PXE cuando los equipos se encuentran en un segmento de red diferente al del servidor.</w:t>
-      </w:r>
-    </w:p>
-    <w:p/>
-    <w:p>
-      <w:r>
-        <w:t>sudo apt install isc-dhcp-relay -y</w:t>
-      </w:r>
-    </w:p>
-    <w:p>
-      <w:r>
-        <w:t>En el configurador de la instalación: Indicar IP del servidor al que hay que hacer las peticiones y nombre de interfaces que el relay usará para envio/reenvio de paquetes (en nuestro caso, “</w:t>
-      </w:r>
+        <w:t>Relay</w:t>
+      </w:r>
+      <w:proofErr w:type="spellEnd"/>
       <w:r>
         <w:rPr>
           <w:b/>
           <w:bCs/>
         </w:rPr>
-        <w:t>R1-ubuntu”</w:t>
-      </w:r>
-      <w:r>
-        <w:t>, todas las interfaces)</w:t>
-      </w:r>
-    </w:p>
-    <w:p>
-      <w:r>
-        <w:t xml:space="preserve">Si te equivocas en la configuración inicial, modificas: </w:t>
-      </w:r>
+        <w:t>:</w:t>
+      </w:r>
+      <w:r>
+        <w:t xml:space="preserve"> Para permitir que los clientes PXE en las subredes de aulas (172.18.x.x) se comuniquen con el servidor FOG en la subred de gestión (10.2.7.x), se ha implementado el servicio </w:t>
+      </w:r>
+      <w:proofErr w:type="spellStart"/>
       <w:r>
         <w:rPr>
           <w:b/>
           <w:bCs/>
         </w:rPr>
-        <w:t>/etc/default/isc-dhcp-relay</w:t>
-      </w:r>
+        <w:t>isc-dhcp-relay</w:t>
+      </w:r>
+      <w:proofErr w:type="spellEnd"/>
+      <w:r>
+        <w:rPr>
+          <w:b/>
+          <w:bCs/>
+        </w:rPr>
+        <w:t xml:space="preserve"> en R1-ubuntu</w:t>
+      </w:r>
+      <w:r>
+        <w:t>. Este componente captura las peticiones DHCP de los clientes y las reenvía al servidor FOG Project, habilitando el proceso de arranque PXE cuando los equipos se encuentran en un segmento de red diferente al del servidor.</w:t>
+      </w:r>
+    </w:p>
+    <w:p/>
+    <w:p>
+      <w:r>
+        <w:t xml:space="preserve">sudo </w:t>
+      </w:r>
+      <w:proofErr w:type="spellStart"/>
+      <w:r>
+        <w:t>apt</w:t>
+      </w:r>
+      <w:proofErr w:type="spellEnd"/>
+      <w:r>
+        <w:t xml:space="preserve"> </w:t>
+      </w:r>
+      <w:proofErr w:type="spellStart"/>
+      <w:r>
+        <w:t>install</w:t>
+      </w:r>
+      <w:proofErr w:type="spellEnd"/>
+      <w:r>
+        <w:t xml:space="preserve"> </w:t>
+      </w:r>
+      <w:proofErr w:type="spellStart"/>
+      <w:r>
+        <w:t>isc-dhcp-relay</w:t>
+      </w:r>
+      <w:proofErr w:type="spellEnd"/>
+      <w:r>
+        <w:t xml:space="preserve"> -y</w:t>
+      </w:r>
+    </w:p>
+    <w:p>
+      <w:r>
+        <w:t xml:space="preserve">En el configurador de la instalación: Indicar IP del servidor al que hay que hacer las peticiones y nombre de interfaces que el </w:t>
+      </w:r>
+      <w:proofErr w:type="spellStart"/>
+      <w:r>
+        <w:t>relay</w:t>
+      </w:r>
+      <w:proofErr w:type="spellEnd"/>
+      <w:r>
+        <w:t xml:space="preserve"> usará para </w:t>
+      </w:r>
+      <w:proofErr w:type="spellStart"/>
+      <w:r>
+        <w:t>envio</w:t>
+      </w:r>
+      <w:proofErr w:type="spellEnd"/>
+      <w:r>
+        <w:t>/</w:t>
+      </w:r>
+      <w:proofErr w:type="spellStart"/>
+      <w:r>
+        <w:t>reenvio</w:t>
+      </w:r>
+      <w:proofErr w:type="spellEnd"/>
+      <w:r>
+        <w:t xml:space="preserve"> de paquetes (en nuestro caso, “</w:t>
+      </w:r>
+      <w:r>
+        <w:rPr>
+          <w:b/>
+          <w:bCs/>
+        </w:rPr>
+        <w:t>R1-ubuntu”</w:t>
+      </w:r>
+      <w:r>
+        <w:t>, todas las interfaces)</w:t>
+      </w:r>
+    </w:p>
+    <w:p>
+      <w:r>
+        <w:t xml:space="preserve">Si te equivocas en la configuración inicial, modificas: </w:t>
+      </w:r>
+      <w:r>
+        <w:rPr>
+          <w:b/>
+          <w:bCs/>
+        </w:rPr>
+        <w:t>/</w:t>
+      </w:r>
+      <w:proofErr w:type="spellStart"/>
+      <w:r>
+        <w:rPr>
+          <w:b/>
+          <w:bCs/>
+        </w:rPr>
+        <w:t>etc</w:t>
+      </w:r>
+      <w:proofErr w:type="spellEnd"/>
+      <w:r>
+        <w:rPr>
+          <w:b/>
+          <w:bCs/>
+        </w:rPr>
+        <w:t>/default/</w:t>
+      </w:r>
+      <w:proofErr w:type="spellStart"/>
+      <w:r>
+        <w:rPr>
+          <w:b/>
+          <w:bCs/>
+        </w:rPr>
+        <w:t>isc-dhcp-relay</w:t>
+      </w:r>
+      <w:proofErr w:type="spellEnd"/>
     </w:p>
     <w:p>
       <w:r>
@@ -416,9 +604,37 @@
       </w:r>
     </w:p>
     <w:p>
-      <w:r>
-        <w:t>etc/init.d/isc-dhcp-relay start</w:t>
-      </w:r>
+      <w:proofErr w:type="spellStart"/>
+      <w:r>
+        <w:t>etc</w:t>
+      </w:r>
+      <w:proofErr w:type="spellEnd"/>
+      <w:r>
+        <w:t>/</w:t>
+      </w:r>
+      <w:proofErr w:type="spellStart"/>
+      <w:proofErr w:type="gramStart"/>
+      <w:r>
+        <w:t>init.d</w:t>
+      </w:r>
+      <w:proofErr w:type="spellEnd"/>
+      <w:proofErr w:type="gramEnd"/>
+      <w:r>
+        <w:t>/</w:t>
+      </w:r>
+      <w:proofErr w:type="spellStart"/>
+      <w:r>
+        <w:t>isc-dhcp-relay</w:t>
+      </w:r>
+      <w:proofErr w:type="spellEnd"/>
+      <w:r>
+        <w:t xml:space="preserve"> </w:t>
+      </w:r>
+      <w:proofErr w:type="spellStart"/>
+      <w:r>
+        <w:t>start</w:t>
+      </w:r>
+      <w:proofErr w:type="spellEnd"/>
     </w:p>
     <w:p>
       <w:r>
@@ -426,15 +642,54 @@
       </w:r>
     </w:p>
     <w:p>
+      <w:proofErr w:type="spellStart"/>
       <w:r>
         <w:lastRenderedPageBreak/>
-        <w:t>systemctl start isc-dhcp-relay</w:t>
-      </w:r>
-    </w:p>
-    <w:p>
-      <w:r>
-        <w:t>Comprueba procesos: ps -ef | grep relay</w:t>
-      </w:r>
+        <w:t>systemctl</w:t>
+      </w:r>
+      <w:proofErr w:type="spellEnd"/>
+      <w:r>
+        <w:t xml:space="preserve"> </w:t>
+      </w:r>
+      <w:proofErr w:type="spellStart"/>
+      <w:r>
+        <w:t>start</w:t>
+      </w:r>
+      <w:proofErr w:type="spellEnd"/>
+      <w:r>
+        <w:t xml:space="preserve"> </w:t>
+      </w:r>
+      <w:proofErr w:type="spellStart"/>
+      <w:r>
+        <w:t>isc-dhcp-relay</w:t>
+      </w:r>
+      <w:proofErr w:type="spellEnd"/>
+    </w:p>
+    <w:p>
+      <w:r>
+        <w:t xml:space="preserve">Comprueba procesos: </w:t>
+      </w:r>
+      <w:proofErr w:type="spellStart"/>
+      <w:r>
+        <w:t>ps</w:t>
+      </w:r>
+      <w:proofErr w:type="spellEnd"/>
+      <w:r>
+        <w:t xml:space="preserve"> -</w:t>
+      </w:r>
+      <w:proofErr w:type="spellStart"/>
+      <w:r>
+        <w:t>ef</w:t>
+      </w:r>
+      <w:proofErr w:type="spellEnd"/>
+      <w:r>
+        <w:t xml:space="preserve"> | grep </w:t>
+      </w:r>
+      <w:proofErr w:type="spellStart"/>
+      <w:r>
+        <w:t>relay</w:t>
+      </w:r>
+      <w:proofErr w:type="spellEnd"/>
     </w:p>
     <w:p>
       <w:r>
@@ -485,8 +740,21 @@
     </w:p>
     <w:p>
       <w:r>
-        <w:t>/etc/default/isc-dhcp-relay</w:t>
-      </w:r>
+        <w:t>/</w:t>
+      </w:r>
+      <w:proofErr w:type="spellStart"/>
+      <w:r>
+        <w:t>etc</w:t>
+      </w:r>
+      <w:proofErr w:type="spellEnd"/>
+      <w:r>
+        <w:t>/default/</w:t>
+      </w:r>
+      <w:proofErr w:type="spellStart"/>
+      <w:r>
+        <w:t>isc-dhcp-relay</w:t>
+      </w:r>
+      <w:proofErr w:type="spellEnd"/>
     </w:p>
     <w:p>
       <w:r>
@@ -536,34 +804,133 @@
       </w:r>
     </w:p>
     <w:p>
-      <w:r>
-        <w:t>systemctl status isc-dhcp-relay</w:t>
-      </w:r>
-    </w:p>
-    <w:p>
-      <w:r>
-        <w:t>systemctl stop isc-dhcp-relay</w:t>
-      </w:r>
-    </w:p>
-    <w:p>
-      <w:r>
-        <w:t>systemctl disable isc-dhcp-relay</w:t>
-      </w:r>
-    </w:p>
-    <w:p>
-      <w:r>
-        <w:t>sudo apt purge isc-dhcp-relay -y</w:t>
-      </w:r>
-    </w:p>
-    <w:p>
-      <w:r>
-        <w:t>sudo apt autoremove -y</w:t>
-      </w:r>
-    </w:p>
-    <w:p>
-      <w:r>
-        <w:t>sudo apt autoclean</w:t>
-      </w:r>
+      <w:proofErr w:type="spellStart"/>
+      <w:r>
+        <w:t>systemctl</w:t>
+      </w:r>
+      <w:proofErr w:type="spellEnd"/>
+      <w:r>
+        <w:t xml:space="preserve"> </w:t>
+      </w:r>
+      <w:proofErr w:type="gramStart"/>
+      <w:r>
+        <w:t>status</w:t>
+      </w:r>
+      <w:proofErr w:type="gramEnd"/>
+      <w:r>
+        <w:t xml:space="preserve"> </w:t>
+      </w:r>
+      <w:proofErr w:type="spellStart"/>
+      <w:r>
+        <w:t>isc-dhcp-relay</w:t>
+      </w:r>
+      <w:proofErr w:type="spellEnd"/>
+    </w:p>
+    <w:p>
+      <w:proofErr w:type="spellStart"/>
+      <w:r>
+        <w:t>systemctl</w:t>
+      </w:r>
+      <w:proofErr w:type="spellEnd"/>
+      <w:r>
+        <w:t xml:space="preserve"> stop </w:t>
+      </w:r>
+      <w:proofErr w:type="spellStart"/>
+      <w:r>
+        <w:t>isc-dhcp-relay</w:t>
+      </w:r>
+      <w:proofErr w:type="spellEnd"/>
+    </w:p>
+    <w:p>
+      <w:proofErr w:type="spellStart"/>
+      <w:r>
+        <w:t>systemctl</w:t>
+      </w:r>
+      <w:proofErr w:type="spellEnd"/>
+      <w:r>
+        <w:t xml:space="preserve"> </w:t>
+      </w:r>
+      <w:proofErr w:type="spellStart"/>
+      <w:r>
+        <w:t>disable</w:t>
+      </w:r>
+      <w:proofErr w:type="spellEnd"/>
+      <w:r>
+        <w:t xml:space="preserve"> </w:t>
+      </w:r>
+      <w:proofErr w:type="spellStart"/>
+      <w:r>
+        <w:t>isc-dhcp-relay</w:t>
+      </w:r>
+      <w:proofErr w:type="spellEnd"/>
+    </w:p>
+    <w:p>
+      <w:r>
+        <w:t xml:space="preserve">sudo </w:t>
+      </w:r>
+      <w:proofErr w:type="spellStart"/>
+      <w:r>
+        <w:t>apt</w:t>
+      </w:r>
+      <w:proofErr w:type="spellEnd"/>
+      <w:r>
+        <w:t xml:space="preserve"> </w:t>
+      </w:r>
+      <w:proofErr w:type="spellStart"/>
+      <w:r>
+        <w:t>purge</w:t>
+      </w:r>
+      <w:proofErr w:type="spellEnd"/>
+      <w:r>
+        <w:t xml:space="preserve"> </w:t>
+      </w:r>
+      <w:proofErr w:type="spellStart"/>
+      <w:r>
+        <w:t>isc-dhcp-relay</w:t>
+      </w:r>
+      <w:proofErr w:type="spellEnd"/>
+      <w:r>
+        <w:t xml:space="preserve"> -y</w:t>
+      </w:r>
+    </w:p>
+    <w:p>
+      <w:r>
+        <w:t xml:space="preserve">sudo </w:t>
+      </w:r>
+      <w:proofErr w:type="spellStart"/>
+      <w:r>
+        <w:t>apt</w:t>
+      </w:r>
+      <w:proofErr w:type="spellEnd"/>
+      <w:r>
+        <w:t xml:space="preserve"> </w:t>
+      </w:r>
+      <w:proofErr w:type="spellStart"/>
+      <w:r>
+        <w:t>autoremove</w:t>
+      </w:r>
+      <w:proofErr w:type="spellEnd"/>
+      <w:r>
+        <w:t xml:space="preserve"> -y</w:t>
+      </w:r>
+    </w:p>
+    <w:p>
+      <w:r>
+        <w:t xml:space="preserve">sudo </w:t>
+      </w:r>
+      <w:proofErr w:type="spellStart"/>
+      <w:r>
+        <w:t>apt</w:t>
+      </w:r>
+      <w:proofErr w:type="spellEnd"/>
+      <w:r>
+        <w:t xml:space="preserve"> </w:t>
+      </w:r>
+      <w:proofErr w:type="spellStart"/>
+      <w:r>
+        <w:t>autoclean</w:t>
+      </w:r>
+      <w:proofErr w:type="spellEnd"/>
     </w:p>
     <w:p>
       <w:pPr>
@@ -588,19 +955,180 @@
     </w:p>
     <w:p>
       <w:r>
-        <w:t>sudo ufw allow in on eth217 to any port 67 proto udp</w:t>
-      </w:r>
-    </w:p>
-    <w:p>
-      <w:r>
-        <w:t>sudo ufw allow in on eth227 to any port 67 proto udp</w:t>
-      </w:r>
-    </w:p>
-    <w:p>
-      <w:r>
-        <w:t>sudo ufw allow in on eth237 to any port 67 proto udp</w:t>
-      </w:r>
-    </w:p>
+        <w:t xml:space="preserve">sudo </w:t>
+      </w:r>
+      <w:proofErr w:type="spellStart"/>
+      <w:r>
+        <w:t>ufw</w:t>
+      </w:r>
+      <w:proofErr w:type="spellEnd"/>
+      <w:r>
+        <w:t xml:space="preserve"> </w:t>
+      </w:r>
+      <w:proofErr w:type="spellStart"/>
+      <w:r>
+        <w:t>allow</w:t>
+      </w:r>
+      <w:proofErr w:type="spellEnd"/>
+      <w:r>
+        <w:t xml:space="preserve"> in </w:t>
+      </w:r>
+      <w:proofErr w:type="spellStart"/>
+      <w:r>
+        <w:t>on</w:t>
+      </w:r>
+      <w:proofErr w:type="spellEnd"/>
+      <w:r>
+        <w:t xml:space="preserve"> eth217 </w:t>
+      </w:r>
+      <w:proofErr w:type="spellStart"/>
+      <w:r>
+        <w:t>to</w:t>
+      </w:r>
+      <w:proofErr w:type="spellEnd"/>
+      <w:r>
+        <w:t xml:space="preserve"> </w:t>
+      </w:r>
+      <w:proofErr w:type="spellStart"/>
+      <w:r>
+        <w:t>any</w:t>
+      </w:r>
+      <w:proofErr w:type="spellEnd"/>
+      <w:r>
+        <w:t xml:space="preserve"> </w:t>
+      </w:r>
+      <w:proofErr w:type="spellStart"/>
+      <w:r>
+        <w:t>port</w:t>
+      </w:r>
+      <w:proofErr w:type="spellEnd"/>
+      <w:r>
+        <w:t xml:space="preserve"> 67 proto </w:t>
+      </w:r>
+      <w:proofErr w:type="spellStart"/>
+      <w:r>
+        <w:t>udp</w:t>
+      </w:r>
+      <w:proofErr w:type="spellEnd"/>
+    </w:p>
+    <w:p>
+      <w:r>
+        <w:t xml:space="preserve">sudo </w:t>
+      </w:r>
+      <w:proofErr w:type="spellStart"/>
+      <w:r>
+        <w:t>ufw</w:t>
+      </w:r>
+      <w:proofErr w:type="spellEnd"/>
+      <w:r>
+        <w:t xml:space="preserve"> </w:t>
+      </w:r>
+      <w:proofErr w:type="spellStart"/>
+      <w:r>
+        <w:t>allow</w:t>
+      </w:r>
+      <w:proofErr w:type="spellEnd"/>
+      <w:r>
+        <w:t xml:space="preserve"> in </w:t>
+      </w:r>
+      <w:proofErr w:type="spellStart"/>
+      <w:r>
+        <w:t>on</w:t>
+      </w:r>
+      <w:proofErr w:type="spellEnd"/>
+      <w:r>
+        <w:t xml:space="preserve"> eth227 </w:t>
+      </w:r>
+      <w:proofErr w:type="spellStart"/>
+      <w:r>
+        <w:t>to</w:t>
+      </w:r>
+      <w:proofErr w:type="spellEnd"/>
+      <w:r>
+        <w:t xml:space="preserve"> </w:t>
+      </w:r>
+      <w:proofErr w:type="spellStart"/>
+      <w:r>
+        <w:t>any</w:t>
+      </w:r>
+      <w:proofErr w:type="spellEnd"/>
+      <w:r>
+        <w:t xml:space="preserve"> </w:t>
+      </w:r>
+      <w:proofErr w:type="spellStart"/>
+      <w:r>
+        <w:t>port</w:t>
+      </w:r>
+      <w:proofErr w:type="spellEnd"/>
+      <w:r>
+        <w:t xml:space="preserve"> 67 proto </w:t>
+      </w:r>
+      <w:proofErr w:type="spellStart"/>
+      <w:r>
+        <w:t>udp</w:t>
+      </w:r>
+      <w:proofErr w:type="spellEnd"/>
+    </w:p>
+    <w:p>
+      <w:r>
+        <w:t xml:space="preserve">sudo </w:t>
+      </w:r>
+      <w:proofErr w:type="spellStart"/>
+      <w:r>
+        <w:t>ufw</w:t>
+      </w:r>
+      <w:proofErr w:type="spellEnd"/>
+      <w:r>
+        <w:t xml:space="preserve"> </w:t>
+      </w:r>
+      <w:proofErr w:type="spellStart"/>
+      <w:r>
+        <w:t>allow</w:t>
+      </w:r>
+      <w:proofErr w:type="spellEnd"/>
+      <w:r>
+        <w:t xml:space="preserve"> in </w:t>
+      </w:r>
+      <w:proofErr w:type="spellStart"/>
+      <w:r>
+        <w:t>on</w:t>
+      </w:r>
+      <w:proofErr w:type="spellEnd"/>
+      <w:r>
+        <w:t xml:space="preserve"> eth237 </w:t>
+      </w:r>
+      <w:proofErr w:type="spellStart"/>
+      <w:r>
+        <w:t>to</w:t>
+      </w:r>
+      <w:proofErr w:type="spellEnd"/>
+      <w:r>
+        <w:t xml:space="preserve"> </w:t>
+      </w:r>
+      <w:proofErr w:type="spellStart"/>
+      <w:r>
+        <w:t>any</w:t>
+      </w:r>
+      <w:proofErr w:type="spellEnd"/>
+      <w:r>
+        <w:t xml:space="preserve"> </w:t>
+      </w:r>
+      <w:proofErr w:type="spellStart"/>
+      <w:r>
+        <w:t>port</w:t>
+      </w:r>
+      <w:proofErr w:type="spellEnd"/>
+      <w:r>
+        <w:t xml:space="preserve"> 67 proto </w:t>
+      </w:r>
+      <w:proofErr w:type="spellStart"/>
+      <w:r>
+        <w:t>udp</w:t>
+      </w:r>
+      <w:proofErr w:type="spellEnd"/>
+    </w:p>
+    <w:p/>
+    <w:p/>
     <w:sectPr>
       <w:pgSz w:w="12240" w:h="15840"/>
       <w:pgMar w:top="1440" w:right="1440" w:bottom="1440" w:left="1440" w:header="708" w:footer="708" w:gutter="0"/>
@@ -614,6 +1142,268 @@
 <file path=word/numbering.xml><?xml version="1.0" encoding="utf-8"?>
 <w:numbering xmlns:wpc="http://schemas.microsoft.com/office/word/2010/wordprocessingCanvas" xmlns:cx="http://schemas.microsoft.com/office/drawing/2014/chartex" xmlns:cx1="http://schemas.microsoft.com/office/drawing/2015/9/8/chartex" xmlns:cx2="http://schemas.microsoft.com/office/drawing/2015/10/21/chartex" xmlns:cx3="http://schemas.microsoft.com/office/drawing/2016/5/9/chartex" xmlns:cx4="http://schemas.microsoft.com/office/drawing/2016/5/10/chartex" xmlns:cx5="http://schemas.microsoft.com/office/drawing/2016/5/11/chartex" xmlns:cx6="http://schemas.microsoft.com/office/drawing/2016/5/12/chartex" xmlns:cx7="http://schemas.microsoft.com/office/drawing/2016/5/13/chartex" xmlns:cx8="http://schemas.microsoft.com/office/drawing/2016/5/14/chartex" xmlns:mc="http://schemas.openxmlformats.org/markup-compatibility/2006" xmlns:aink="http://schemas.microsoft.com/office/drawing/2016/ink" xmlns:am3d="http://schemas.microsoft.com/office/drawing/2017/model3d" xmlns:o="urn:schemas-microsoft-com:office:office" xmlns:oel="http://schemas.microsoft.com/office/2019/extlst" xmlns:r="http://schemas.openxmlformats.org/officeDocument/2006/relationships" xmlns:m="http://schemas.openxmlformats.org/officeDocument/2006/math" xmlns:v="urn:schemas-microsoft-com:vml" xmlns:wp14="http://schemas.microsoft.com/office/word/2010/wordprocessingDrawing" xmlns:wp="http://schemas.openxmlformats.org/drawingml/2006/wordprocessingDrawing" xmlns:w10="urn:schemas-microsoft-com:office:word" xmlns:w="http://schemas.openxmlformats.org/wordprocessingml/2006/main" xmlns:w14="http://schemas.microsoft.com/office/word/2010/wordml" xmlns:w15="http://schemas.microsoft.com/office/word/2012/wordml" xmlns:w16cex="http://schemas.microsoft.com/office/word/2018/wordml/cex" xmlns:w16cid="http://schemas.microsoft.com/office/word/2016/wordml/cid" xmlns:w16="http://schemas.microsoft.com/office/word/2018/wordml" xmlns:w16du="http://schemas.microsoft.com/office/word/2023/wordml/word16du" xmlns:w16sdtdh="http://schemas.microsoft.com/office/word/2020/wordml/sdtdatahash" xmlns:w16sdtfl="http://schemas.microsoft.com/office/word/2024/wordml/sdtformatlock" xmlns:w16se="http://schemas.microsoft.com/office/word/2015/wordml/symex" xmlns:wpg="http://schemas.microsoft.com/office/word/2010/wordprocessingGroup" xmlns:wpi="http://schemas.microsoft.com/office/word/2010/wordprocessingInk" xmlns:wne="http://schemas.microsoft.com/office/word/2006/wordml" xmlns:wps="http://schemas.microsoft.com/office/word/2010/wordprocessingShape" mc:Ignorable="w14 w15 w16se w16cid w16 w16cex w16sdtdh w16sdtfl w16du wp14">
   <w:abstractNum w:abstractNumId="0" w15:restartNumberingAfterBreak="0">
+    <w:nsid w:val="125E54AC"/>
+    <w:multiLevelType w:val="multilevel"/>
+    <w:tmpl w:val="4734FA64"/>
+    <w:lvl w:ilvl="0">
+      <w:start w:val="1"/>
+      <w:numFmt w:val="bullet"/>
+      <w:lvlText w:val=""/>
+      <w:lvlJc w:val="left"/>
+      <w:pPr>
+        <w:tabs>
+          <w:tab w:val="num" w:pos="720"/>
+        </w:tabs>
+        <w:ind w:left="720" w:hanging="360"/>
+      </w:pPr>
+      <w:rPr>
+        <w:rFonts w:ascii="Symbol" w:hAnsi="Symbol" w:hint="default"/>
+        <w:sz w:val="20"/>
+      </w:rPr>
+    </w:lvl>
+    <w:lvl w:ilvl="1" w:tentative="1">
+      <w:start w:val="1"/>
+      <w:numFmt w:val="bullet"/>
+      <w:lvlText w:val="o"/>
+      <w:lvlJc w:val="left"/>
+      <w:pPr>
+        <w:tabs>
+          <w:tab w:val="num" w:pos="1440"/>
+        </w:tabs>
+        <w:ind w:left="1440" w:hanging="360"/>
+      </w:pPr>
+      <w:rPr>
+        <w:rFonts w:ascii="Courier New" w:hAnsi="Courier New" w:hint="default"/>
+        <w:sz w:val="20"/>
+      </w:rPr>
+    </w:lvl>
+    <w:lvl w:ilvl="2" w:tentative="1">
+      <w:start w:val="1"/>
+      <w:numFmt w:val="bullet"/>
+      <w:lvlText w:val=""/>
+      <w:lvlJc w:val="left"/>
+      <w:pPr>
+        <w:tabs>
+          <w:tab w:val="num" w:pos="2160"/>
+        </w:tabs>
+        <w:ind w:left="2160" w:hanging="360"/>
+      </w:pPr>
+      <w:rPr>
+        <w:rFonts w:ascii="Wingdings" w:hAnsi="Wingdings" w:hint="default"/>
+        <w:sz w:val="20"/>
+      </w:rPr>
+    </w:lvl>
+    <w:lvl w:ilvl="3" w:tentative="1">
+      <w:start w:val="1"/>
+      <w:numFmt w:val="bullet"/>
+      <w:lvlText w:val=""/>
+      <w:lvlJc w:val="left"/>
+      <w:pPr>
+        <w:tabs>
+          <w:tab w:val="num" w:pos="2880"/>
+        </w:tabs>
+        <w:ind w:left="2880" w:hanging="360"/>
+      </w:pPr>
+      <w:rPr>
+        <w:rFonts w:ascii="Wingdings" w:hAnsi="Wingdings" w:hint="default"/>
+        <w:sz w:val="20"/>
+      </w:rPr>
+    </w:lvl>
+    <w:lvl w:ilvl="4" w:tentative="1">
+      <w:start w:val="1"/>
+      <w:numFmt w:val="bullet"/>
+      <w:lvlText w:val=""/>
+      <w:lvlJc w:val="left"/>
+      <w:pPr>
+        <w:tabs>
+          <w:tab w:val="num" w:pos="3600"/>
+        </w:tabs>
+        <w:ind w:left="3600" w:hanging="360"/>
+      </w:pPr>
+      <w:rPr>
+        <w:rFonts w:ascii="Wingdings" w:hAnsi="Wingdings" w:hint="default"/>
+        <w:sz w:val="20"/>
+      </w:rPr>
+    </w:lvl>
+    <w:lvl w:ilvl="5" w:tentative="1">
+      <w:start w:val="1"/>
+      <w:numFmt w:val="bullet"/>
+      <w:lvlText w:val=""/>
+      <w:lvlJc w:val="left"/>
+      <w:pPr>
+        <w:tabs>
+          <w:tab w:val="num" w:pos="4320"/>
+        </w:tabs>
+        <w:ind w:left="4320" w:hanging="360"/>
+      </w:pPr>
+      <w:rPr>
+        <w:rFonts w:ascii="Wingdings" w:hAnsi="Wingdings" w:hint="default"/>
+        <w:sz w:val="20"/>
+      </w:rPr>
+    </w:lvl>
+    <w:lvl w:ilvl="6" w:tentative="1">
+      <w:start w:val="1"/>
+      <w:numFmt w:val="bullet"/>
+      <w:lvlText w:val=""/>
+      <w:lvlJc w:val="left"/>
+      <w:pPr>
+        <w:tabs>
+          <w:tab w:val="num" w:pos="5040"/>
+        </w:tabs>
+        <w:ind w:left="5040" w:hanging="360"/>
+      </w:pPr>
+      <w:rPr>
+        <w:rFonts w:ascii="Wingdings" w:hAnsi="Wingdings" w:hint="default"/>
+        <w:sz w:val="20"/>
+      </w:rPr>
+    </w:lvl>
+    <w:lvl w:ilvl="7" w:tentative="1">
+      <w:start w:val="1"/>
+      <w:numFmt w:val="bullet"/>
+      <w:lvlText w:val=""/>
+      <w:lvlJc w:val="left"/>
+      <w:pPr>
+        <w:tabs>
+          <w:tab w:val="num" w:pos="5760"/>
+        </w:tabs>
+        <w:ind w:left="5760" w:hanging="360"/>
+      </w:pPr>
+      <w:rPr>
+        <w:rFonts w:ascii="Wingdings" w:hAnsi="Wingdings" w:hint="default"/>
+        <w:sz w:val="20"/>
+      </w:rPr>
+    </w:lvl>
+    <w:lvl w:ilvl="8" w:tentative="1">
+      <w:start w:val="1"/>
+      <w:numFmt w:val="bullet"/>
+      <w:lvlText w:val=""/>
+      <w:lvlJc w:val="left"/>
+      <w:pPr>
+        <w:tabs>
+          <w:tab w:val="num" w:pos="6480"/>
+        </w:tabs>
+        <w:ind w:left="6480" w:hanging="360"/>
+      </w:pPr>
+      <w:rPr>
+        <w:rFonts w:ascii="Wingdings" w:hAnsi="Wingdings" w:hint="default"/>
+        <w:sz w:val="20"/>
+      </w:rPr>
+    </w:lvl>
+  </w:abstractNum>
+  <w:abstractNum w:abstractNumId="1" w15:restartNumberingAfterBreak="0">
+    <w:nsid w:val="2810397B"/>
+    <w:multiLevelType w:val="multilevel"/>
+    <w:tmpl w:val="CBA05816"/>
+    <w:lvl w:ilvl="0">
+      <w:start w:val="1"/>
+      <w:numFmt w:val="decimal"/>
+      <w:lvlText w:val="%1."/>
+      <w:lvlJc w:val="left"/>
+      <w:pPr>
+        <w:tabs>
+          <w:tab w:val="num" w:pos="720"/>
+        </w:tabs>
+        <w:ind w:left="720" w:hanging="360"/>
+      </w:pPr>
+    </w:lvl>
+    <w:lvl w:ilvl="1" w:tentative="1">
+      <w:start w:val="1"/>
+      <w:numFmt w:val="decimal"/>
+      <w:lvlText w:val="%2."/>
+      <w:lvlJc w:val="left"/>
+      <w:pPr>
+        <w:tabs>
+          <w:tab w:val="num" w:pos="1440"/>
+        </w:tabs>
+        <w:ind w:left="1440" w:hanging="360"/>
+      </w:pPr>
+    </w:lvl>
+    <w:lvl w:ilvl="2" w:tentative="1">
+      <w:start w:val="1"/>
+      <w:numFmt w:val="decimal"/>
+      <w:lvlText w:val="%3."/>
+      <w:lvlJc w:val="left"/>
+      <w:pPr>
+        <w:tabs>
+          <w:tab w:val="num" w:pos="2160"/>
+        </w:tabs>
+        <w:ind w:left="2160" w:hanging="360"/>
+      </w:pPr>
+    </w:lvl>
+    <w:lvl w:ilvl="3" w:tentative="1">
+      <w:start w:val="1"/>
+      <w:numFmt w:val="decimal"/>
+      <w:lvlText w:val="%4."/>
+      <w:lvlJc w:val="left"/>
+      <w:pPr>
+        <w:tabs>
+          <w:tab w:val="num" w:pos="2880"/>
+        </w:tabs>
+        <w:ind w:left="2880" w:hanging="360"/>
+      </w:pPr>
+    </w:lvl>
+    <w:lvl w:ilvl="4" w:tentative="1">
+      <w:start w:val="1"/>
+      <w:numFmt w:val="decimal"/>
+      <w:lvlText w:val="%5."/>
+      <w:lvlJc w:val="left"/>
+      <w:pPr>
+        <w:tabs>
+          <w:tab w:val="num" w:pos="3600"/>
+        </w:tabs>
+        <w:ind w:left="3600" w:hanging="360"/>
+      </w:pPr>
+    </w:lvl>
+    <w:lvl w:ilvl="5" w:tentative="1">
+      <w:start w:val="1"/>
+      <w:numFmt w:val="decimal"/>
+      <w:lvlText w:val="%6."/>
+      <w:lvlJc w:val="left"/>
+      <w:pPr>
+        <w:tabs>
+          <w:tab w:val="num" w:pos="4320"/>
+        </w:tabs>
+        <w:ind w:left="4320" w:hanging="360"/>
+      </w:pPr>
+    </w:lvl>
+    <w:lvl w:ilvl="6" w:tentative="1">
+      <w:start w:val="1"/>
+      <w:numFmt w:val="decimal"/>
+      <w:lvlText w:val="%7."/>
+      <w:lvlJc w:val="left"/>
+      <w:pPr>
+        <w:tabs>
+          <w:tab w:val="num" w:pos="5040"/>
+        </w:tabs>
+        <w:ind w:left="5040" w:hanging="360"/>
+      </w:pPr>
+    </w:lvl>
+    <w:lvl w:ilvl="7" w:tentative="1">
+      <w:start w:val="1"/>
+      <w:numFmt w:val="decimal"/>
+      <w:lvlText w:val="%8."/>
+      <w:lvlJc w:val="left"/>
+      <w:pPr>
+        <w:tabs>
+          <w:tab w:val="num" w:pos="5760"/>
+        </w:tabs>
+        <w:ind w:left="5760" w:hanging="360"/>
+      </w:pPr>
+    </w:lvl>
+    <w:lvl w:ilvl="8" w:tentative="1">
+      <w:start w:val="1"/>
+      <w:numFmt w:val="decimal"/>
+      <w:lvlText w:val="%9."/>
+      <w:lvlJc w:val="left"/>
+      <w:pPr>
+        <w:tabs>
+          <w:tab w:val="num" w:pos="6480"/>
+        </w:tabs>
+        <w:ind w:left="6480" w:hanging="360"/>
+      </w:pPr>
+    </w:lvl>
+  </w:abstractNum>
+  <w:abstractNum w:abstractNumId="2" w15:restartNumberingAfterBreak="0">
     <w:nsid w:val="38071C69"/>
     <w:multiLevelType w:val="hybridMultilevel"/>
     <w:tmpl w:val="2DC08966"/>
@@ -727,7 +1517,13 @@
     </w:lvl>
   </w:abstractNum>
   <w:num w:numId="1" w16cid:durableId="1304772486">
+    <w:abstractNumId w:val="2"/>
+  </w:num>
+  <w:num w:numId="2" w16cid:durableId="1230506151">
     <w:abstractNumId w:val="0"/>
+  </w:num>
+  <w:num w:numId="3" w16cid:durableId="1842619290">
+    <w:abstractNumId w:val="1"/>
   </w:num>
 </w:numbering>
 </file>
@@ -1338,7 +2134,6 @@
   <w:style w:type="character" w:default="1" w:styleId="Fuentedeprrafopredeter">
     <w:name w:val="Default Paragraph Font"/>
     <w:uiPriority w:val="1"/>
-    <w:semiHidden/>
     <w:unhideWhenUsed/>
   </w:style>
   <w:style w:type="table" w:default="1" w:styleId="Tablanormal">
@@ -1662,6 +2457,29 @@
       <w:smallCaps/>
       <w:color w:val="0F4761" w:themeColor="accent1" w:themeShade="BF"/>
       <w:spacing w:val="5"/>
+    </w:rPr>
+  </w:style>
+  <w:style w:type="character" w:styleId="Hipervnculo">
+    <w:name w:val="Hyperlink"/>
+    <w:basedOn w:val="Fuentedeprrafopredeter"/>
+    <w:uiPriority w:val="99"/>
+    <w:unhideWhenUsed/>
+    <w:rsid w:val="00D075C8"/>
+    <w:rPr>
+      <w:color w:val="467886" w:themeColor="hyperlink"/>
+      <w:u w:val="single"/>
+    </w:rPr>
+  </w:style>
+  <w:style w:type="character" w:styleId="Mencinsinresolver">
+    <w:name w:val="Unresolved Mention"/>
+    <w:basedOn w:val="Fuentedeprrafopredeter"/>
+    <w:uiPriority w:val="99"/>
+    <w:semiHidden/>
+    <w:unhideWhenUsed/>
+    <w:rsid w:val="00D075C8"/>
+    <w:rPr>
+      <w:color w:val="605E5C"/>
+      <w:shd w:val="clear" w:color="auto" w:fill="E1DFDD"/>
     </w:rPr>
   </w:style>
 </w:styles>
